--- a/4_parciales/1_parcial/parcial_1_3.docx
+++ b/4_parciales/1_parcial/parcial_1_3.docx
@@ -5,18 +5,52 @@
     <w:p>
       <w:pPr>
         <w:rPr>
-          <w:lang w:val="es-ES"/>
-        </w:rPr>
-      </w:pPr>
-    </w:p>
-    <w:p>
-      <w:pPr>
-        <w:rPr>
-          <w:lang w:val="es-ES"/>
-        </w:rPr>
-      </w:pPr>
-      <w:r>
-        <w:rPr>
+          <w:b/>
+          <w:bCs/>
+          <w:lang w:val="es-ES"/>
+        </w:rPr>
+      </w:pPr>
+      <w:r>
+        <w:rPr>
+          <w:b/>
+          <w:bCs/>
+          <w:lang w:val="es-ES"/>
+        </w:rPr>
+        <w:t>Parcial 1.</w:t>
+      </w:r>
+    </w:p>
+    <w:p>
+      <w:pPr>
+        <w:rPr>
+          <w:lang w:val="es-ES"/>
+        </w:rPr>
+      </w:pPr>
+      <w:r>
+        <w:rPr>
+          <w:lang w:val="es-ES"/>
+        </w:rPr>
+        <w:t xml:space="preserve">Nombre del estudiante: </w:t>
+      </w:r>
+    </w:p>
+    <w:p>
+      <w:pPr>
+        <w:rPr>
+          <w:lang w:val="es-ES"/>
+        </w:rPr>
+      </w:pPr>
+    </w:p>
+    <w:p>
+      <w:pPr>
+        <w:rPr>
+          <w:b/>
+          <w:bCs/>
+          <w:lang w:val="es-ES"/>
+        </w:rPr>
+      </w:pPr>
+      <w:r>
+        <w:rPr>
+          <w:b/>
+          <w:bCs/>
           <w:lang w:val="es-ES"/>
         </w:rPr>
         <w:t>Sobre espacios vectoriales Módulo 1</w:t>
@@ -30,6 +64,7 @@
       </w:pPr>
       <w:r>
         <w:rPr>
+          <w:noProof/>
           <w:lang w:val="es-ES"/>
         </w:rPr>
         <w:drawing>
@@ -75,15 +110,32 @@
           <w:lang w:val="es-ES"/>
         </w:rPr>
       </w:pPr>
-    </w:p>
-    <w:p>
-      <w:pPr>
-        <w:rPr>
-          <w:lang w:val="es-ES"/>
-        </w:rPr>
-      </w:pPr>
-      <w:r>
-        <w:rPr>
+      <w:r>
+        <w:rPr>
+          <w:lang w:val="es-ES"/>
+        </w:rPr>
+        <w:t xml:space="preserve">En este punto, razone con elementos particulares arbitrarios (Elementos representados con letras o en forma literal, y luego hágalo con elementos particulares ). Haga todo el ejercicio para n = 3. </w:t>
+      </w:r>
+    </w:p>
+    <w:p>
+      <w:pPr>
+        <w:rPr>
+          <w:lang w:val="es-ES"/>
+        </w:rPr>
+      </w:pPr>
+    </w:p>
+    <w:p>
+      <w:pPr>
+        <w:rPr>
+          <w:b/>
+          <w:bCs/>
+          <w:lang w:val="es-ES"/>
+        </w:rPr>
+      </w:pPr>
+      <w:r>
+        <w:rPr>
+          <w:b/>
+          <w:bCs/>
           <w:lang w:val="es-ES"/>
         </w:rPr>
         <w:t xml:space="preserve">Sobre el módulo 2  </w:t>
@@ -104,6 +156,7 @@
       </w:pPr>
       <w:r>
         <w:rPr>
+          <w:noProof/>
           <w:lang w:val="es-ES"/>
         </w:rPr>
         <w:drawing>
@@ -151,6 +204,7 @@
       </w:pPr>
       <w:r>
         <w:rPr>
+          <w:noProof/>
           <w:lang w:val="es-ES"/>
         </w:rPr>
         <w:drawing>
@@ -200,45 +254,36 @@
         <w:rPr>
           <w:lang w:val="es-ES"/>
         </w:rPr>
+        <w:t xml:space="preserve">5. </w:t>
+      </w:r>
+      <w:r>
+        <w:rPr>
+          <w:lang w:val="es-ES"/>
+        </w:rPr>
         <w:t xml:space="preserve">En el siguiente punto, no </w:t>
       </w:r>
-      <w:proofErr w:type="gramStart"/>
-      <w:r>
-        <w:rPr>
-          <w:lang w:val="es-ES"/>
-        </w:rPr>
-        <w:t>demuestre</w:t>
-      </w:r>
-      <w:proofErr w:type="gramEnd"/>
-      <w:r>
-        <w:rPr>
-          <w:lang w:val="es-ES"/>
-        </w:rPr>
-        <w:t xml:space="preserve"> </w:t>
-      </w:r>
-      <w:proofErr w:type="gramStart"/>
-      <w:r>
-        <w:rPr>
-          <w:lang w:val="es-ES"/>
-        </w:rPr>
-        <w:t>sino  que</w:t>
-      </w:r>
-      <w:proofErr w:type="gramEnd"/>
-      <w:r>
-        <w:rPr>
-          <w:lang w:val="es-ES"/>
-        </w:rPr>
-        <w:t xml:space="preserve"> ejemplifique y verifique: </w:t>
-      </w:r>
-    </w:p>
-    <w:p>
-      <w:pPr>
-        <w:rPr>
-          <w:lang w:val="es-ES"/>
-        </w:rPr>
-      </w:pPr>
-      <w:r>
-        <w:rPr>
+      <w:r>
+        <w:rPr>
+          <w:lang w:val="es-ES"/>
+        </w:rPr>
+        <w:t>demuestre,</w:t>
+      </w:r>
+      <w:r>
+        <w:rPr>
+          <w:lang w:val="es-ES"/>
+        </w:rPr>
+        <w:t xml:space="preserve"> sino  que ejemplifique y verifique: </w:t>
+      </w:r>
+    </w:p>
+    <w:p>
+      <w:pPr>
+        <w:rPr>
+          <w:lang w:val="es-ES"/>
+        </w:rPr>
+      </w:pPr>
+      <w:r>
+        <w:rPr>
+          <w:noProof/>
           <w:lang w:val="es-ES"/>
         </w:rPr>
         <w:drawing>
@@ -266,6 +311,677 @@
                     <a:xfrm>
                       <a:off x="0" y="0"/>
                       <a:ext cx="5612130" cy="999490"/>
+                    </a:xfrm>
+                    <a:prstGeom prst="rect">
+                      <a:avLst/>
+                    </a:prstGeom>
+                  </pic:spPr>
+                </pic:pic>
+              </a:graphicData>
+            </a:graphic>
+          </wp:inline>
+        </w:drawing>
+      </w:r>
+    </w:p>
+    <w:p>
+      <w:pPr>
+        <w:rPr>
+          <w:lang w:val="es-ES"/>
+        </w:rPr>
+      </w:pPr>
+      <w:r>
+        <w:rPr>
+          <w:lang w:val="es-ES"/>
+        </w:rPr>
+        <w:t xml:space="preserve">En este ejercicio, no </w:t>
+      </w:r>
+      <w:r>
+        <w:rPr>
+          <w:lang w:val="es-ES"/>
+        </w:rPr>
+        <w:t>demostrarás,</w:t>
+      </w:r>
+      <w:r>
+        <w:rPr>
+          <w:lang w:val="es-ES"/>
+        </w:rPr>
+        <w:t xml:space="preserve"> sino que tomaras la matriz</w:t>
+      </w:r>
+    </w:p>
+    <w:p>
+      <w:pPr>
+        <w:rPr>
+          <w:lang w:val="es-ES"/>
+        </w:rPr>
+      </w:pPr>
+      <m:oMathPara>
+        <m:oMath>
+          <m:r>
+            <w:rPr>
+              <w:rFonts w:ascii="Cambria Math" w:hAnsi="Cambria Math"/>
+              <w:lang w:val="es-ES"/>
+            </w:rPr>
+            <m:t>A=</m:t>
+          </m:r>
+          <m:d>
+            <m:dPr>
+              <m:begChr m:val="["/>
+              <m:endChr m:val="]"/>
+              <m:ctrlPr>
+                <w:rPr>
+                  <w:rFonts w:ascii="Cambria Math" w:hAnsi="Cambria Math"/>
+                  <w:i/>
+                  <w:lang w:val="es-ES"/>
+                </w:rPr>
+              </m:ctrlPr>
+            </m:dPr>
+            <m:e>
+              <m:m>
+                <m:mPr>
+                  <m:mcs>
+                    <m:mc>
+                      <m:mcPr>
+                        <m:count m:val="2"/>
+                        <m:mcJc m:val="center"/>
+                      </m:mcPr>
+                    </m:mc>
+                  </m:mcs>
+                  <m:ctrlPr>
+                    <w:rPr>
+                      <w:rFonts w:ascii="Cambria Math" w:hAnsi="Cambria Math"/>
+                      <w:i/>
+                      <w:lang w:val="es-ES"/>
+                    </w:rPr>
+                  </m:ctrlPr>
+                </m:mPr>
+                <m:mr>
+                  <m:e>
+                    <m:r>
+                      <w:rPr>
+                        <w:rFonts w:ascii="Cambria Math" w:hAnsi="Cambria Math"/>
+                        <w:lang w:val="es-ES"/>
+                      </w:rPr>
+                      <m:t>-2</m:t>
+                    </m:r>
+                  </m:e>
+                  <m:e>
+                    <m:r>
+                      <w:rPr>
+                        <w:rFonts w:ascii="Cambria Math" w:hAnsi="Cambria Math"/>
+                        <w:lang w:val="es-ES"/>
+                      </w:rPr>
+                      <m:t>1</m:t>
+                    </m:r>
+                  </m:e>
+                </m:mr>
+                <m:mr>
+                  <m:e>
+                    <m:r>
+                      <w:rPr>
+                        <w:rFonts w:ascii="Cambria Math" w:hAnsi="Cambria Math"/>
+                        <w:lang w:val="es-ES"/>
+                      </w:rPr>
+                      <m:t>4</m:t>
+                    </m:r>
+                  </m:e>
+                  <m:e>
+                    <m:r>
+                      <w:rPr>
+                        <w:rFonts w:ascii="Cambria Math" w:hAnsi="Cambria Math"/>
+                        <w:lang w:val="es-ES"/>
+                      </w:rPr>
+                      <m:t>-2</m:t>
+                    </m:r>
+                  </m:e>
+                </m:mr>
+              </m:m>
+            </m:e>
+          </m:d>
+          <m:r>
+            <w:rPr>
+              <w:rFonts w:ascii="Cambria Math" w:hAnsi="Cambria Math"/>
+              <w:lang w:val="es-ES"/>
+            </w:rPr>
+            <m:t xml:space="preserve"> </m:t>
+          </m:r>
+        </m:oMath>
+      </m:oMathPara>
+    </w:p>
+    <w:p>
+      <w:pPr>
+        <w:rPr>
+          <w:lang w:val="es-ES"/>
+        </w:rPr>
+      </w:pPr>
+      <w:r>
+        <w:rPr>
+          <w:lang w:val="es-ES"/>
+        </w:rPr>
+        <w:t xml:space="preserve">Y mostraras que el conjunto W definido por ella (El conjunto de los vectores x tales que </w:t>
+      </w:r>
+      <w:proofErr w:type="spellStart"/>
+      <w:r>
+        <w:rPr>
+          <w:lang w:val="es-ES"/>
+        </w:rPr>
+        <w:t>Ax</w:t>
+      </w:r>
+      <w:proofErr w:type="spellEnd"/>
+      <w:r>
+        <w:rPr>
+          <w:lang w:val="es-ES"/>
+        </w:rPr>
+        <w:t xml:space="preserve"> = 0 es un subespacio de  </w:t>
+      </w:r>
+      <m:oMath>
+        <m:sSup>
+          <m:sSupPr>
+            <m:ctrlPr>
+              <w:rPr>
+                <w:rFonts w:ascii="Cambria Math" w:hAnsi="Cambria Math"/>
+                <w:i/>
+                <w:lang w:val="es-ES"/>
+              </w:rPr>
+            </m:ctrlPr>
+          </m:sSupPr>
+          <m:e>
+            <m:r>
+              <w:rPr>
+                <w:rFonts w:ascii="Cambria Math" w:hAnsi="Cambria Math"/>
+                <w:lang w:val="es-ES"/>
+              </w:rPr>
+              <m:t>R</m:t>
+            </m:r>
+          </m:e>
+          <m:sup>
+            <m:r>
+              <w:rPr>
+                <w:rFonts w:ascii="Cambria Math" w:hAnsi="Cambria Math"/>
+                <w:lang w:val="es-ES"/>
+              </w:rPr>
+              <m:t>2</m:t>
+            </m:r>
+          </m:sup>
+        </m:sSup>
+      </m:oMath>
+      <w:r>
+        <w:rPr>
+          <w:lang w:val="es-ES"/>
+        </w:rPr>
+        <w:t xml:space="preserve">), es subespacio de </w:t>
+      </w:r>
+      <m:oMath>
+        <m:sSup>
+          <m:sSupPr>
+            <m:ctrlPr>
+              <w:rPr>
+                <w:rFonts w:ascii="Cambria Math" w:hAnsi="Cambria Math"/>
+                <w:i/>
+                <w:lang w:val="es-ES"/>
+              </w:rPr>
+            </m:ctrlPr>
+          </m:sSupPr>
+          <m:e>
+            <m:r>
+              <w:rPr>
+                <w:rFonts w:ascii="Cambria Math" w:hAnsi="Cambria Math"/>
+                <w:lang w:val="es-ES"/>
+              </w:rPr>
+              <m:t>R</m:t>
+            </m:r>
+          </m:e>
+          <m:sup>
+            <m:r>
+              <w:rPr>
+                <w:rFonts w:ascii="Cambria Math" w:hAnsi="Cambria Math"/>
+                <w:lang w:val="es-ES"/>
+              </w:rPr>
+              <m:t>2</m:t>
+            </m:r>
+          </m:sup>
+        </m:sSup>
+      </m:oMath>
+      <w:r>
+        <w:rPr>
+          <w:rFonts w:eastAsiaTheme="minorEastAsia"/>
+          <w:lang w:val="es-ES"/>
+        </w:rPr>
+        <w:t xml:space="preserve">. </w:t>
+      </w:r>
+      <w:r>
+        <w:rPr>
+          <w:rFonts w:eastAsiaTheme="minorEastAsia"/>
+          <w:lang w:val="es-ES"/>
+        </w:rPr>
+        <w:t xml:space="preserve"> Para realizar este </w:t>
+      </w:r>
+      <w:proofErr w:type="spellStart"/>
+      <w:r>
+        <w:rPr>
+          <w:rFonts w:eastAsiaTheme="minorEastAsia"/>
+          <w:lang w:val="es-ES"/>
+        </w:rPr>
+        <w:t>ejercio</w:t>
+      </w:r>
+      <w:proofErr w:type="spellEnd"/>
+      <w:r>
+        <w:rPr>
+          <w:rFonts w:eastAsiaTheme="minorEastAsia"/>
+          <w:lang w:val="es-ES"/>
+        </w:rPr>
+        <w:t xml:space="preserve"> que utilice que el producto matricial distribuye para sumas (A(x1 + x2) = Ax1 + Ax2, y que A(αx1) = α(Ax1)). </w:t>
+      </w:r>
+    </w:p>
+    <w:p>
+      <w:pPr>
+        <w:rPr>
+          <w:lang w:val="es-ES"/>
+        </w:rPr>
+      </w:pPr>
+    </w:p>
+    <w:p>
+      <w:pPr>
+        <w:rPr>
+          <w:lang w:val="es-ES"/>
+        </w:rPr>
+      </w:pPr>
+    </w:p>
+    <w:p>
+      <w:pPr>
+        <w:rPr>
+          <w:u w:val="single"/>
+          <w:lang w:val="es-ES"/>
+        </w:rPr>
+      </w:pPr>
+    </w:p>
+    <w:p>
+      <w:pPr>
+        <w:rPr>
+          <w:lang w:val="es-ES"/>
+        </w:rPr>
+      </w:pPr>
+      <w:r>
+        <w:rPr>
+          <w:lang w:val="es-ES"/>
+        </w:rPr>
+        <w:drawing>
+          <wp:inline distT="0" distB="0" distL="0" distR="0" wp14:anchorId="55B895F2" wp14:editId="21C87A0F">
+            <wp:extent cx="5612130" cy="349250"/>
+            <wp:effectExtent l="0" t="0" r="7620" b="0"/>
+            <wp:docPr id="1335548922" name="Imagen 1"/>
+            <wp:cNvGraphicFramePr>
+              <a:graphicFrameLocks xmlns:a="http://schemas.openxmlformats.org/drawingml/2006/main" noChangeAspect="1"/>
+            </wp:cNvGraphicFramePr>
+            <a:graphic xmlns:a="http://schemas.openxmlformats.org/drawingml/2006/main">
+              <a:graphicData uri="http://schemas.openxmlformats.org/drawingml/2006/picture">
+                <pic:pic xmlns:pic="http://schemas.openxmlformats.org/drawingml/2006/picture">
+                  <pic:nvPicPr>
+                    <pic:cNvPr id="1335548922" name=""/>
+                    <pic:cNvPicPr/>
+                  </pic:nvPicPr>
+                  <pic:blipFill>
+                    <a:blip r:embed="rId8"/>
+                    <a:stretch>
+                      <a:fillRect/>
+                    </a:stretch>
+                  </pic:blipFill>
+                  <pic:spPr>
+                    <a:xfrm>
+                      <a:off x="0" y="0"/>
+                      <a:ext cx="5612130" cy="349250"/>
+                    </a:xfrm>
+                    <a:prstGeom prst="rect">
+                      <a:avLst/>
+                    </a:prstGeom>
+                  </pic:spPr>
+                </pic:pic>
+              </a:graphicData>
+            </a:graphic>
+          </wp:inline>
+        </w:drawing>
+      </w:r>
+    </w:p>
+    <w:p>
+      <w:pPr>
+        <w:rPr>
+          <w:lang w:val="es-ES"/>
+        </w:rPr>
+      </w:pPr>
+      <w:r>
+        <w:rPr>
+          <w:lang w:val="es-ES"/>
+        </w:rPr>
+        <w:drawing>
+          <wp:inline distT="0" distB="0" distL="0" distR="0" wp14:anchorId="697631FC" wp14:editId="3CE7A18A">
+            <wp:extent cx="5612130" cy="455930"/>
+            <wp:effectExtent l="0" t="0" r="7620" b="1270"/>
+            <wp:docPr id="667509225" name="Imagen 1"/>
+            <wp:cNvGraphicFramePr>
+              <a:graphicFrameLocks xmlns:a="http://schemas.openxmlformats.org/drawingml/2006/main" noChangeAspect="1"/>
+            </wp:cNvGraphicFramePr>
+            <a:graphic xmlns:a="http://schemas.openxmlformats.org/drawingml/2006/main">
+              <a:graphicData uri="http://schemas.openxmlformats.org/drawingml/2006/picture">
+                <pic:pic xmlns:pic="http://schemas.openxmlformats.org/drawingml/2006/picture">
+                  <pic:nvPicPr>
+                    <pic:cNvPr id="667509225" name=""/>
+                    <pic:cNvPicPr/>
+                  </pic:nvPicPr>
+                  <pic:blipFill>
+                    <a:blip r:embed="rId9"/>
+                    <a:stretch>
+                      <a:fillRect/>
+                    </a:stretch>
+                  </pic:blipFill>
+                  <pic:spPr>
+                    <a:xfrm>
+                      <a:off x="0" y="0"/>
+                      <a:ext cx="5612130" cy="455930"/>
+                    </a:xfrm>
+                    <a:prstGeom prst="rect">
+                      <a:avLst/>
+                    </a:prstGeom>
+                  </pic:spPr>
+                </pic:pic>
+              </a:graphicData>
+            </a:graphic>
+          </wp:inline>
+        </w:drawing>
+      </w:r>
+    </w:p>
+    <w:p>
+      <w:pPr>
+        <w:rPr>
+          <w:lang w:val="es-ES"/>
+        </w:rPr>
+      </w:pPr>
+    </w:p>
+    <w:p>
+      <w:pPr>
+        <w:rPr>
+          <w:lang w:val="es-ES"/>
+        </w:rPr>
+      </w:pPr>
+    </w:p>
+    <w:p>
+      <w:pPr>
+        <w:rPr>
+          <w:lang w:val="es-ES"/>
+        </w:rPr>
+      </w:pPr>
+    </w:p>
+    <w:p>
+      <w:pPr>
+        <w:rPr>
+          <w:lang w:val="es-ES"/>
+        </w:rPr>
+      </w:pPr>
+    </w:p>
+    <w:p>
+      <w:pPr>
+        <w:rPr>
+          <w:lang w:val="es-ES"/>
+        </w:rPr>
+      </w:pPr>
+    </w:p>
+    <w:p>
+      <w:pPr>
+        <w:rPr>
+          <w:lang w:val="es-ES"/>
+        </w:rPr>
+      </w:pPr>
+    </w:p>
+    <w:p>
+      <w:pPr>
+        <w:rPr>
+          <w:b/>
+          <w:bCs/>
+          <w:lang w:val="es-ES"/>
+        </w:rPr>
+      </w:pPr>
+      <w:r>
+        <w:rPr>
+          <w:b/>
+          <w:bCs/>
+          <w:lang w:val="es-ES"/>
+        </w:rPr>
+        <w:t xml:space="preserve">Sobre combinación lineal y subespacio </w:t>
+      </w:r>
+      <w:r>
+        <w:rPr>
+          <w:b/>
+          <w:bCs/>
+          <w:lang w:val="es-ES"/>
+        </w:rPr>
+        <w:t>generado: Módulo 3</w:t>
+      </w:r>
+      <w:r>
+        <w:rPr>
+          <w:b/>
+          <w:bCs/>
+          <w:lang w:val="es-ES"/>
+        </w:rPr>
+        <w:t xml:space="preserve"> </w:t>
+      </w:r>
+    </w:p>
+    <w:p>
+      <w:pPr>
+        <w:rPr>
+          <w:lang w:val="es-ES"/>
+        </w:rPr>
+      </w:pPr>
+    </w:p>
+    <w:p>
+      <w:pPr>
+        <w:rPr>
+          <w:lang w:val="es-ES"/>
+        </w:rPr>
+      </w:pPr>
+    </w:p>
+    <w:p>
+      <w:pPr>
+        <w:rPr>
+          <w:lang w:val="es-ES"/>
+        </w:rPr>
+      </w:pPr>
+      <w:r>
+        <w:rPr>
+          <w:lang w:val="es-ES"/>
+        </w:rPr>
+        <w:drawing>
+          <wp:inline distT="0" distB="0" distL="0" distR="0" wp14:anchorId="46A3B435" wp14:editId="100FAF54">
+            <wp:extent cx="5612130" cy="1722120"/>
+            <wp:effectExtent l="0" t="0" r="7620" b="0"/>
+            <wp:docPr id="869267752" name="Imagen 1"/>
+            <wp:cNvGraphicFramePr>
+              <a:graphicFrameLocks xmlns:a="http://schemas.openxmlformats.org/drawingml/2006/main" noChangeAspect="1"/>
+            </wp:cNvGraphicFramePr>
+            <a:graphic xmlns:a="http://schemas.openxmlformats.org/drawingml/2006/main">
+              <a:graphicData uri="http://schemas.openxmlformats.org/drawingml/2006/picture">
+                <pic:pic xmlns:pic="http://schemas.openxmlformats.org/drawingml/2006/picture">
+                  <pic:nvPicPr>
+                    <pic:cNvPr id="869267752" name=""/>
+                    <pic:cNvPicPr/>
+                  </pic:nvPicPr>
+                  <pic:blipFill>
+                    <a:blip r:embed="rId10"/>
+                    <a:stretch>
+                      <a:fillRect/>
+                    </a:stretch>
+                  </pic:blipFill>
+                  <pic:spPr>
+                    <a:xfrm>
+                      <a:off x="0" y="0"/>
+                      <a:ext cx="5612130" cy="1722120"/>
+                    </a:xfrm>
+                    <a:prstGeom prst="rect">
+                      <a:avLst/>
+                    </a:prstGeom>
+                  </pic:spPr>
+                </pic:pic>
+              </a:graphicData>
+            </a:graphic>
+          </wp:inline>
+        </w:drawing>
+      </w:r>
+    </w:p>
+    <w:p>
+      <w:pPr>
+        <w:rPr>
+          <w:lang w:val="es-ES"/>
+        </w:rPr>
+      </w:pPr>
+    </w:p>
+    <w:p>
+      <w:pPr>
+        <w:rPr>
+          <w:lang w:val="es-ES"/>
+        </w:rPr>
+      </w:pPr>
+      <w:r>
+        <w:rPr>
+          <w:lang w:val="es-ES"/>
+        </w:rPr>
+        <w:drawing>
+          <wp:inline distT="0" distB="0" distL="0" distR="0" wp14:anchorId="150F77EE" wp14:editId="1FECC65C">
+            <wp:extent cx="5612130" cy="960755"/>
+            <wp:effectExtent l="0" t="0" r="7620" b="0"/>
+            <wp:docPr id="476757966" name="Imagen 1"/>
+            <wp:cNvGraphicFramePr>
+              <a:graphicFrameLocks xmlns:a="http://schemas.openxmlformats.org/drawingml/2006/main" noChangeAspect="1"/>
+            </wp:cNvGraphicFramePr>
+            <a:graphic xmlns:a="http://schemas.openxmlformats.org/drawingml/2006/main">
+              <a:graphicData uri="http://schemas.openxmlformats.org/drawingml/2006/picture">
+                <pic:pic xmlns:pic="http://schemas.openxmlformats.org/drawingml/2006/picture">
+                  <pic:nvPicPr>
+                    <pic:cNvPr id="476757966" name=""/>
+                    <pic:cNvPicPr/>
+                  </pic:nvPicPr>
+                  <pic:blipFill>
+                    <a:blip r:embed="rId11"/>
+                    <a:stretch>
+                      <a:fillRect/>
+                    </a:stretch>
+                  </pic:blipFill>
+                  <pic:spPr>
+                    <a:xfrm>
+                      <a:off x="0" y="0"/>
+                      <a:ext cx="5612130" cy="960755"/>
+                    </a:xfrm>
+                    <a:prstGeom prst="rect">
+                      <a:avLst/>
+                    </a:prstGeom>
+                  </pic:spPr>
+                </pic:pic>
+              </a:graphicData>
+            </a:graphic>
+          </wp:inline>
+        </w:drawing>
+      </w:r>
+    </w:p>
+    <w:p>
+      <w:pPr>
+        <w:rPr>
+          <w:lang w:val="es-ES"/>
+        </w:rPr>
+      </w:pPr>
+    </w:p>
+    <w:p>
+      <w:pPr>
+        <w:rPr>
+          <w:lang w:val="es-ES"/>
+        </w:rPr>
+      </w:pPr>
+    </w:p>
+    <w:p>
+      <w:pPr>
+        <w:rPr>
+          <w:lang w:val="es-ES"/>
+        </w:rPr>
+      </w:pPr>
+    </w:p>
+    <w:p>
+      <w:pPr>
+        <w:rPr>
+          <w:lang w:val="es-ES"/>
+        </w:rPr>
+      </w:pPr>
+      <w:r>
+        <w:rPr>
+          <w:lang w:val="es-ES"/>
+        </w:rPr>
+        <w:drawing>
+          <wp:inline distT="0" distB="0" distL="0" distR="0" wp14:anchorId="516D8152" wp14:editId="710708F1">
+            <wp:extent cx="5448772" cy="4183743"/>
+            <wp:effectExtent l="0" t="0" r="0" b="7620"/>
+            <wp:docPr id="664528081" name="Imagen 1"/>
+            <wp:cNvGraphicFramePr>
+              <a:graphicFrameLocks xmlns:a="http://schemas.openxmlformats.org/drawingml/2006/main" noChangeAspect="1"/>
+            </wp:cNvGraphicFramePr>
+            <a:graphic xmlns:a="http://schemas.openxmlformats.org/drawingml/2006/main">
+              <a:graphicData uri="http://schemas.openxmlformats.org/drawingml/2006/picture">
+                <pic:pic xmlns:pic="http://schemas.openxmlformats.org/drawingml/2006/picture">
+                  <pic:nvPicPr>
+                    <pic:cNvPr id="664528081" name=""/>
+                    <pic:cNvPicPr/>
+                  </pic:nvPicPr>
+                  <pic:blipFill>
+                    <a:blip r:embed="rId12"/>
+                    <a:stretch>
+                      <a:fillRect/>
+                    </a:stretch>
+                  </pic:blipFill>
+                  <pic:spPr>
+                    <a:xfrm>
+                      <a:off x="0" y="0"/>
+                      <a:ext cx="5448772" cy="4183743"/>
+                    </a:xfrm>
+                    <a:prstGeom prst="rect">
+                      <a:avLst/>
+                    </a:prstGeom>
+                  </pic:spPr>
+                </pic:pic>
+              </a:graphicData>
+            </a:graphic>
+          </wp:inline>
+        </w:drawing>
+      </w:r>
+    </w:p>
+    <w:p>
+      <w:pPr>
+        <w:rPr>
+          <w:u w:val="single"/>
+          <w:lang w:val="es-ES"/>
+        </w:rPr>
+      </w:pPr>
+      <w:r>
+        <w:rPr>
+          <w:lang w:val="es-ES"/>
+        </w:rPr>
+        <w:drawing>
+          <wp:inline distT="0" distB="0" distL="0" distR="0" wp14:anchorId="553D4C07" wp14:editId="2B9A78F1">
+            <wp:extent cx="4206605" cy="1417443"/>
+            <wp:effectExtent l="0" t="0" r="3810" b="0"/>
+            <wp:docPr id="1215127267" name="Imagen 1"/>
+            <wp:cNvGraphicFramePr>
+              <a:graphicFrameLocks xmlns:a="http://schemas.openxmlformats.org/drawingml/2006/main" noChangeAspect="1"/>
+            </wp:cNvGraphicFramePr>
+            <a:graphic xmlns:a="http://schemas.openxmlformats.org/drawingml/2006/main">
+              <a:graphicData uri="http://schemas.openxmlformats.org/drawingml/2006/picture">
+                <pic:pic xmlns:pic="http://schemas.openxmlformats.org/drawingml/2006/picture">
+                  <pic:nvPicPr>
+                    <pic:cNvPr id="1215127267" name=""/>
+                    <pic:cNvPicPr/>
+                  </pic:nvPicPr>
+                  <pic:blipFill>
+                    <a:blip r:embed="rId13"/>
+                    <a:stretch>
+                      <a:fillRect/>
+                    </a:stretch>
+                  </pic:blipFill>
+                  <pic:spPr>
+                    <a:xfrm>
+                      <a:off x="0" y="0"/>
+                      <a:ext cx="4206605" cy="1417443"/>
                     </a:xfrm>
                     <a:prstGeom prst="rect">
                       <a:avLst/>
@@ -1205,6 +1921,16 @@
       <w:spacing w:val="5"/>
     </w:rPr>
   </w:style>
+  <w:style w:type="character" w:styleId="Textodelmarcadordeposicin">
+    <w:name w:val="Placeholder Text"/>
+    <w:basedOn w:val="Fuentedeprrafopredeter"/>
+    <w:uiPriority w:val="99"/>
+    <w:semiHidden/>
+    <w:rsid w:val="00E57F09"/>
+    <w:rPr>
+      <w:color w:val="666666"/>
+    </w:rPr>
+  </w:style>
 </w:styles>
 </file>
 

--- a/4_parciales/1_parcial/parcial_1_3.docx
+++ b/4_parciales/1_parcial/parcial_1_3.docx
@@ -18,6 +18,52 @@
         </w:rPr>
         <w:t>Parcial 1.</w:t>
       </w:r>
+    </w:p>
+    <w:p>
+      <w:pPr>
+        <w:rPr>
+          <w:b/>
+          <w:bCs/>
+          <w:lang w:val="es-ES"/>
+        </w:rPr>
+      </w:pPr>
+    </w:p>
+    <w:p>
+      <w:pPr>
+        <w:rPr>
+          <w:b/>
+          <w:bCs/>
+          <w:lang w:val="es-ES"/>
+        </w:rPr>
+      </w:pPr>
+      <w:r>
+        <w:rPr>
+          <w:b/>
+          <w:bCs/>
+          <w:lang w:val="es-ES"/>
+        </w:rPr>
+        <w:t xml:space="preserve">Lista de reproducción de la retroalimentación: </w:t>
+      </w:r>
+      <w:hyperlink r:id="rId4" w:history="1">
+        <w:r>
+          <w:rPr>
+            <w:rStyle w:val="Hipervnculo"/>
+            <w:b/>
+            <w:bCs/>
+            <w:lang w:val="es-ES"/>
+          </w:rPr>
+          <w:t>https://www.youtube.com/playlist?list=PLbk60veMSVKtolg07_fj6AhU5WI_Uuvb2</w:t>
+        </w:r>
+      </w:hyperlink>
+    </w:p>
+    <w:p>
+      <w:pPr>
+        <w:rPr>
+          <w:b/>
+          <w:bCs/>
+          <w:lang w:val="es-ES"/>
+        </w:rPr>
+      </w:pPr>
     </w:p>
     <w:p>
       <w:pPr>
@@ -83,7 +129,7 @@
                     <pic:cNvPicPr/>
                   </pic:nvPicPr>
                   <pic:blipFill>
-                    <a:blip r:embed="rId4"/>
+                    <a:blip r:embed="rId5"/>
                     <a:stretch>
                       <a:fillRect/>
                     </a:stretch>
@@ -175,7 +221,7 @@
                     <pic:cNvPicPr/>
                   </pic:nvPicPr>
                   <pic:blipFill>
-                    <a:blip r:embed="rId5"/>
+                    <a:blip r:embed="rId6"/>
                     <a:stretch>
                       <a:fillRect/>
                     </a:stretch>
@@ -223,7 +269,7 @@
                     <pic:cNvPicPr/>
                   </pic:nvPicPr>
                   <pic:blipFill>
-                    <a:blip r:embed="rId6"/>
+                    <a:blip r:embed="rId7"/>
                     <a:stretch>
                       <a:fillRect/>
                     </a:stretch>
@@ -302,7 +348,7 @@
                     <pic:cNvPicPr/>
                   </pic:nvPicPr>
                   <pic:blipFill>
-                    <a:blip r:embed="rId7"/>
+                    <a:blip r:embed="rId8"/>
                     <a:stretch>
                       <a:fillRect/>
                     </a:stretch>
@@ -361,6 +407,7 @@
               <w:rFonts w:ascii="Cambria Math" w:hAnsi="Cambria Math"/>
               <w:lang w:val="es-ES"/>
             </w:rPr>
+            <w:lastRenderedPageBreak/>
             <m:t>A=</m:t>
           </m:r>
           <m:d>
@@ -602,6 +649,7 @@
       </w:pPr>
       <w:r>
         <w:rPr>
+          <w:noProof/>
           <w:lang w:val="es-ES"/>
         </w:rPr>
         <w:drawing>
@@ -620,7 +668,7 @@
                     <pic:cNvPicPr/>
                   </pic:nvPicPr>
                   <pic:blipFill>
-                    <a:blip r:embed="rId8"/>
+                    <a:blip r:embed="rId9"/>
                     <a:stretch>
                       <a:fillRect/>
                     </a:stretch>
@@ -649,6 +697,7 @@
       </w:pPr>
       <w:r>
         <w:rPr>
+          <w:noProof/>
           <w:lang w:val="es-ES"/>
         </w:rPr>
         <w:drawing>
@@ -667,7 +716,7 @@
                     <pic:cNvPicPr/>
                   </pic:nvPicPr>
                   <pic:blipFill>
-                    <a:blip r:embed="rId9"/>
+                    <a:blip r:embed="rId10"/>
                     <a:stretch>
                       <a:fillRect/>
                     </a:stretch>
@@ -769,22 +818,9 @@
           <w:lang w:val="es-ES"/>
         </w:rPr>
       </w:pPr>
-    </w:p>
-    <w:p>
-      <w:pPr>
-        <w:rPr>
-          <w:lang w:val="es-ES"/>
-        </w:rPr>
-      </w:pPr>
-    </w:p>
-    <w:p>
-      <w:pPr>
-        <w:rPr>
-          <w:lang w:val="es-ES"/>
-        </w:rPr>
-      </w:pPr>
-      <w:r>
-        <w:rPr>
+      <w:r>
+        <w:rPr>
+          <w:noProof/>
           <w:lang w:val="es-ES"/>
         </w:rPr>
         <w:drawing>
@@ -803,7 +839,7 @@
                     <pic:cNvPicPr/>
                   </pic:nvPicPr>
                   <pic:blipFill>
-                    <a:blip r:embed="rId10"/>
+                    <a:blip r:embed="rId11"/>
                     <a:stretch>
                       <a:fillRect/>
                     </a:stretch>
@@ -839,8 +875,10 @@
       </w:pPr>
       <w:r>
         <w:rPr>
-          <w:lang w:val="es-ES"/>
-        </w:rPr>
+          <w:noProof/>
+          <w:lang w:val="es-ES"/>
+        </w:rPr>
+        <w:lastRenderedPageBreak/>
         <w:drawing>
           <wp:inline distT="0" distB="0" distL="0" distR="0" wp14:anchorId="150F77EE" wp14:editId="1FECC65C">
             <wp:extent cx="5612130" cy="960755"/>
@@ -857,7 +895,7 @@
                     <pic:cNvPicPr/>
                   </pic:nvPicPr>
                   <pic:blipFill>
-                    <a:blip r:embed="rId11"/>
+                    <a:blip r:embed="rId12"/>
                     <a:stretch>
                       <a:fillRect/>
                     </a:stretch>
@@ -907,6 +945,7 @@
       </w:pPr>
       <w:r>
         <w:rPr>
+          <w:noProof/>
           <w:lang w:val="es-ES"/>
         </w:rPr>
         <w:drawing>
@@ -925,7 +964,7 @@
                     <pic:cNvPicPr/>
                   </pic:nvPicPr>
                   <pic:blipFill>
-                    <a:blip r:embed="rId12"/>
+                    <a:blip r:embed="rId13"/>
                     <a:stretch>
                       <a:fillRect/>
                     </a:stretch>
@@ -955,6 +994,7 @@
       </w:pPr>
       <w:r>
         <w:rPr>
+          <w:noProof/>
           <w:lang w:val="es-ES"/>
         </w:rPr>
         <w:drawing>
@@ -973,7 +1013,7 @@
                     <pic:cNvPicPr/>
                   </pic:nvPicPr>
                   <pic:blipFill>
-                    <a:blip r:embed="rId13"/>
+                    <a:blip r:embed="rId14"/>
                     <a:stretch>
                       <a:fillRect/>
                     </a:stretch>
@@ -1931,6 +1971,29 @@
       <w:color w:val="666666"/>
     </w:rPr>
   </w:style>
+  <w:style w:type="character" w:styleId="Hipervnculo">
+    <w:name w:val="Hyperlink"/>
+    <w:basedOn w:val="Fuentedeprrafopredeter"/>
+    <w:uiPriority w:val="99"/>
+    <w:unhideWhenUsed/>
+    <w:rsid w:val="004A50B7"/>
+    <w:rPr>
+      <w:color w:val="467886" w:themeColor="hyperlink"/>
+      <w:u w:val="single"/>
+    </w:rPr>
+  </w:style>
+  <w:style w:type="character" w:styleId="Mencinsinresolver">
+    <w:name w:val="Unresolved Mention"/>
+    <w:basedOn w:val="Fuentedeprrafopredeter"/>
+    <w:uiPriority w:val="99"/>
+    <w:semiHidden/>
+    <w:unhideWhenUsed/>
+    <w:rsid w:val="004A50B7"/>
+    <w:rPr>
+      <w:color w:val="605E5C"/>
+      <w:shd w:val="clear" w:color="auto" w:fill="E1DFDD"/>
+    </w:rPr>
+  </w:style>
 </w:styles>
 </file>
 
